--- a/Fases_Dokumentasie/Hanboek&ProjekVoorkom.docx
+++ b/Fases_Dokumentasie/Hanboek&ProjekVoorkom.docx
@@ -2601,10 +2601,7 @@
         <w:spacing w:line="278" w:lineRule="auto"/>
       </w:pPr>
       <w:r>
-        <w:t>P</w:t>
-      </w:r>
-      <w:r>
-        <w:t>recedence</w:t>
+        <w:t>Precedence</w:t>
       </w:r>
       <w:r>
         <w:t xml:space="preserve"> (oorskrywing)</w:t>
@@ -2856,13 +2853,7 @@
         <w:rPr>
           <w:rStyle w:val="Heading5Char"/>
         </w:rPr>
-        <w:t>split-image</w:t>
-      </w:r>
-      <w:r>
-        <w:rPr>
-          <w:rStyle w:val="Heading5Char"/>
-        </w:rPr>
-        <w:t>)</w:t>
+        <w:t>split-image)</w:t>
       </w:r>
     </w:p>
     <w:p>
@@ -3012,13 +3003,7 @@
         <w:rPr>
           <w:rStyle w:val="Heading5Char"/>
         </w:rPr>
-        <w:t>quantity-wrap</w:t>
-      </w:r>
-      <w:r>
-        <w:rPr>
-          <w:rStyle w:val="Heading5Char"/>
-        </w:rPr>
-        <w:t>)</w:t>
+        <w:t>quantity-wrap)</w:t>
       </w:r>
     </w:p>
     <w:p>
@@ -3471,10 +3456,7 @@
         <w:t>:hover</w:t>
       </w:r>
       <w:r>
-        <w:t xml:space="preserve"> vir sweef effekte vir knoppies en skakels</w:t>
-      </w:r>
-      <w:r>
-        <w:t xml:space="preserve"> om hul kleur en of groottte te verander</w:t>
+        <w:t xml:space="preserve"> vir sweef effekte vir knoppies en skakels om hul kleur en of groottte te verander</w:t>
       </w:r>
     </w:p>
     <w:p>
@@ -3592,13 +3574,7 @@
         <w:rPr>
           <w:rStyle w:val="CSSKlasreelsChar"/>
         </w:rPr>
-        <w:t>:</w:t>
-      </w:r>
-      <w:r>
-        <w:rPr>
-          <w:rStyle w:val="CSSKlasreelsChar"/>
-        </w:rPr>
-        <w:t>:before</w:t>
+        <w:t>::before</w:t>
       </w:r>
       <w:r>
         <w:t>)</w:t>
@@ -3996,13 +3972,7 @@
         <w:t>display: grid;</w:t>
       </w:r>
       <w:r>
-        <w:t xml:space="preserve">) gemaak sodat </w:t>
-      </w:r>
-      <w:r>
-        <w:t>een deel die kolpunt is en die ander deel die teks is en lys items</w:t>
-      </w:r>
-      <w:r>
-        <w:t xml:space="preserve"> ondermekaar vertoon</w:t>
+        <w:t>) gemaak sodat een deel die kolpunt is en die ander deel die teks is en lys items ondermekaar vertoon</w:t>
       </w:r>
     </w:p>
     <w:p>
@@ -4137,10 +4107,7 @@
         <w:t>Elke kolom mag nie kleiner as 250px wees nie</w:t>
       </w:r>
       <w:r>
-        <w:t xml:space="preserve"> of in die spasie moet </w:t>
-      </w:r>
-      <w:r>
-        <w:t xml:space="preserve">ⴁ </w:t>
+        <w:t xml:space="preserve"> of in die spasie moet ⴁ </w:t>
       </w:r>
       <w:r>
         <w:rPr>
@@ -4744,13 +4711,7 @@
         <w:rPr>
           <w:rStyle w:val="Heading5Char"/>
         </w:rPr>
-        <w:t>dropdown-content</w:t>
-      </w:r>
-      <w:r>
-        <w:rPr>
-          <w:rStyle w:val="Heading5Char"/>
-        </w:rPr>
-        <w:t>)</w:t>
+        <w:t>dropdown-content)</w:t>
       </w:r>
     </w:p>
     <w:p>
@@ -5531,13 +5492,7 @@
         <w:spacing w:line="278" w:lineRule="auto"/>
       </w:pPr>
       <w:r>
-        <w:t xml:space="preserve">Die </w:t>
-      </w:r>
-      <w:r>
-        <w:t>aanvanklike</w:t>
-      </w:r>
-      <w:r>
-        <w:t xml:space="preserve"> vergroot (‘zoom’) vlak waneer die blad eers gelaai word is ‘n 1:1 verhouding tussen CSS pixels en toestel skermgroote pixels (</w:t>
+        <w:t>Die aanvanklike vergroot (‘zoom’) vlak waneer die blad eers gelaai word is ‘n 1:1 verhouding tussen CSS pixels en toestel skermgroote pixels (</w:t>
       </w:r>
       <w:r>
         <w:rPr>
@@ -5693,10 +5648,7 @@
         <w:spacing w:line="278" w:lineRule="auto"/>
       </w:pPr>
       <w:r>
-        <w:t xml:space="preserve">Ek het my </w:t>
-      </w:r>
-      <w:r>
-        <w:t xml:space="preserve">teks en prent van my </w:t>
+        <w:t xml:space="preserve">Ek het my teks en prent van my </w:t>
       </w:r>
       <w:r>
         <w:rPr>
@@ -5713,10 +5665,7 @@
         <w:t>split</w:t>
       </w:r>
       <w:r>
-        <w:t xml:space="preserve"> klas</w:t>
-      </w:r>
-      <w:r>
-        <w:t xml:space="preserve"> met </w:t>
+        <w:t xml:space="preserve"> klas met </w:t>
       </w:r>
       <w:r>
         <w:rPr>
@@ -6218,7 +6167,7 @@
         <w:pStyle w:val="ListParagraph"/>
         <w:numPr>
           <w:ilvl w:val="0"/>
-          <w:numId w:val="39"/>
+          <w:numId w:val="38"/>
         </w:numPr>
       </w:pPr>
       <w:r>
@@ -7920,10 +7869,7 @@
         <w:t xml:space="preserve">Animasie vir </w:t>
       </w:r>
       <w:r>
-        <w:t>in vervaag</w:t>
-      </w:r>
-      <w:r>
-        <w:t xml:space="preserve"> (‘fade’)</w:t>
+        <w:t>in vervaag (‘fade’)</w:t>
       </w:r>
       <w:r>
         <w:t>, skaal , kleur verandering (teks en of agtergrond) , rotasie(aftreklys pyl) , vertikaal herpositioneer , deursigtigheid , rand kleur en boks skaduwee</w:t>
@@ -8310,10 +8256,7 @@
         <w:spacing w:line="278" w:lineRule="auto"/>
       </w:pPr>
       <w:r>
-        <w:t xml:space="preserve">op </w:t>
-      </w:r>
-      <w:r>
-        <w:t>skaal</w:t>
+        <w:t>op skaal</w:t>
       </w:r>
     </w:p>
     <w:p>
@@ -8911,10 +8854,7 @@
         <w:t xml:space="preserve">Gebruik javascript </w:t>
       </w:r>
       <w:r>
-        <w:t>eienskappe</w:t>
-      </w:r>
-      <w:r>
-        <w:t xml:space="preserve"> </w:t>
+        <w:t xml:space="preserve">eienskappe </w:t>
       </w:r>
       <w:r>
         <w:t>en metodes</w:t>
@@ -13934,6 +13874,120 @@
     </w:lvl>
   </w:abstractNum>
   <w:abstractNum w:abstractNumId="33" w15:restartNumberingAfterBreak="0">
+    <w:nsid w:val="70A7040A"/>
+    <w:multiLevelType w:val="multilevel"/>
+    <w:tmpl w:val="2EB2EB60"/>
+    <w:lvl w:ilvl="0">
+      <w:start w:val="1"/>
+      <w:numFmt w:val="decimal"/>
+      <w:pStyle w:val="Heading5"/>
+      <w:lvlText w:val="%1."/>
+      <w:lvlJc w:val="left"/>
+      <w:pPr>
+        <w:tabs>
+          <w:tab w:val="num" w:pos="720"/>
+        </w:tabs>
+        <w:ind w:left="720" w:hanging="720"/>
+      </w:pPr>
+    </w:lvl>
+    <w:lvl w:ilvl="1">
+      <w:start w:val="1"/>
+      <w:numFmt w:val="decimal"/>
+      <w:lvlText w:val="%2."/>
+      <w:lvlJc w:val="left"/>
+      <w:pPr>
+        <w:tabs>
+          <w:tab w:val="num" w:pos="1440"/>
+        </w:tabs>
+        <w:ind w:left="1440" w:hanging="720"/>
+      </w:pPr>
+    </w:lvl>
+    <w:lvl w:ilvl="2">
+      <w:start w:val="1"/>
+      <w:numFmt w:val="decimal"/>
+      <w:lvlText w:val="%3."/>
+      <w:lvlJc w:val="left"/>
+      <w:pPr>
+        <w:tabs>
+          <w:tab w:val="num" w:pos="2160"/>
+        </w:tabs>
+        <w:ind w:left="2160" w:hanging="720"/>
+      </w:pPr>
+    </w:lvl>
+    <w:lvl w:ilvl="3">
+      <w:start w:val="1"/>
+      <w:numFmt w:val="decimal"/>
+      <w:lvlText w:val="%4."/>
+      <w:lvlJc w:val="left"/>
+      <w:pPr>
+        <w:tabs>
+          <w:tab w:val="num" w:pos="2880"/>
+        </w:tabs>
+        <w:ind w:left="2880" w:hanging="720"/>
+      </w:pPr>
+    </w:lvl>
+    <w:lvl w:ilvl="4">
+      <w:start w:val="1"/>
+      <w:numFmt w:val="decimal"/>
+      <w:lvlText w:val="%5."/>
+      <w:lvlJc w:val="left"/>
+      <w:pPr>
+        <w:tabs>
+          <w:tab w:val="num" w:pos="3600"/>
+        </w:tabs>
+        <w:ind w:left="3600" w:hanging="720"/>
+      </w:pPr>
+    </w:lvl>
+    <w:lvl w:ilvl="5">
+      <w:start w:val="1"/>
+      <w:numFmt w:val="decimal"/>
+      <w:lvlText w:val="%6."/>
+      <w:lvlJc w:val="left"/>
+      <w:pPr>
+        <w:tabs>
+          <w:tab w:val="num" w:pos="4320"/>
+        </w:tabs>
+        <w:ind w:left="4320" w:hanging="720"/>
+      </w:pPr>
+    </w:lvl>
+    <w:lvl w:ilvl="6">
+      <w:start w:val="1"/>
+      <w:numFmt w:val="decimal"/>
+      <w:lvlText w:val="%7."/>
+      <w:lvlJc w:val="left"/>
+      <w:pPr>
+        <w:tabs>
+          <w:tab w:val="num" w:pos="5040"/>
+        </w:tabs>
+        <w:ind w:left="5040" w:hanging="720"/>
+      </w:pPr>
+    </w:lvl>
+    <w:lvl w:ilvl="7">
+      <w:start w:val="1"/>
+      <w:numFmt w:val="decimal"/>
+      <w:lvlText w:val="%8."/>
+      <w:lvlJc w:val="left"/>
+      <w:pPr>
+        <w:tabs>
+          <w:tab w:val="num" w:pos="5760"/>
+        </w:tabs>
+        <w:ind w:left="5760" w:hanging="720"/>
+      </w:pPr>
+    </w:lvl>
+    <w:lvl w:ilvl="8">
+      <w:start w:val="1"/>
+      <w:numFmt w:val="decimal"/>
+      <w:lvlText w:val="%9."/>
+      <w:lvlJc w:val="left"/>
+      <w:pPr>
+        <w:tabs>
+          <w:tab w:val="num" w:pos="6480"/>
+        </w:tabs>
+        <w:ind w:left="6480" w:hanging="720"/>
+      </w:pPr>
+    </w:lvl>
+  </w:abstractNum>
+  <w:abstractNum w:abstractNumId="34" w15:restartNumberingAfterBreak="0">
     <w:nsid w:val="71C90D56"/>
     <w:multiLevelType w:val="hybridMultilevel"/>
     <w:tmpl w:val="9EC80408"/>
@@ -14046,7 +14100,7 @@
       </w:rPr>
     </w:lvl>
   </w:abstractNum>
-  <w:abstractNum w:abstractNumId="34" w15:restartNumberingAfterBreak="0">
+  <w:abstractNum w:abstractNumId="35" w15:restartNumberingAfterBreak="0">
     <w:nsid w:val="71E11441"/>
     <w:multiLevelType w:val="hybridMultilevel"/>
     <w:tmpl w:val="55F64AD8"/>
@@ -14132,7 +14186,7 @@
       </w:pPr>
     </w:lvl>
   </w:abstractNum>
-  <w:abstractNum w:abstractNumId="35" w15:restartNumberingAfterBreak="0">
+  <w:abstractNum w:abstractNumId="36" w15:restartNumberingAfterBreak="0">
     <w:nsid w:val="74B05C1E"/>
     <w:multiLevelType w:val="hybridMultilevel"/>
     <w:tmpl w:val="70AC0C22"/>
@@ -14245,7 +14299,7 @@
       </w:rPr>
     </w:lvl>
   </w:abstractNum>
-  <w:abstractNum w:abstractNumId="36" w15:restartNumberingAfterBreak="0">
+  <w:abstractNum w:abstractNumId="37" w15:restartNumberingAfterBreak="0">
     <w:nsid w:val="7C300F4C"/>
     <w:multiLevelType w:val="hybridMultilevel"/>
     <w:tmpl w:val="E78A3430"/>
@@ -14331,7 +14385,7 @@
       </w:pPr>
     </w:lvl>
   </w:abstractNum>
-  <w:abstractNum w:abstractNumId="37" w15:restartNumberingAfterBreak="0">
+  <w:abstractNum w:abstractNumId="38" w15:restartNumberingAfterBreak="0">
     <w:nsid w:val="7CD30BE9"/>
     <w:multiLevelType w:val="multilevel"/>
     <w:tmpl w:val="3DA67334"/>
@@ -14466,13 +14520,13 @@
     <w:abstractNumId w:val="21"/>
   </w:num>
   <w:num w:numId="8" w16cid:durableId="339282339">
-    <w:abstractNumId w:val="34"/>
+    <w:abstractNumId w:val="35"/>
   </w:num>
   <w:num w:numId="9" w16cid:durableId="1612122887">
     <w:abstractNumId w:val="28"/>
   </w:num>
   <w:num w:numId="10" w16cid:durableId="1883788689">
-    <w:abstractNumId w:val="33"/>
+    <w:abstractNumId w:val="34"/>
   </w:num>
   <w:num w:numId="11" w16cid:durableId="1144927608">
     <w:abstractNumId w:val="31"/>
@@ -14514,7 +14568,7 @@
     <w:abstractNumId w:val="1"/>
   </w:num>
   <w:num w:numId="24" w16cid:durableId="287056098">
-    <w:abstractNumId w:val="36"/>
+    <w:abstractNumId w:val="37"/>
   </w:num>
   <w:num w:numId="25" w16cid:durableId="449594776">
     <w:abstractNumId w:val="5"/>
@@ -14529,7 +14583,7 @@
     <w:abstractNumId w:val="13"/>
   </w:num>
   <w:num w:numId="29" w16cid:durableId="140467374">
-    <w:abstractNumId w:val="37"/>
+    <w:abstractNumId w:val="38"/>
   </w:num>
   <w:num w:numId="30" w16cid:durableId="191843358">
     <w:abstractNumId w:val="22"/>
@@ -14544,7 +14598,7 @@
     <w:abstractNumId w:val="24"/>
   </w:num>
   <w:num w:numId="34" w16cid:durableId="1412922212">
-    <w:abstractNumId w:val="35"/>
+    <w:abstractNumId w:val="36"/>
   </w:num>
   <w:num w:numId="35" w16cid:durableId="1433472894">
     <w:abstractNumId w:val="2"/>
@@ -14555,8 +14609,11 @@
   <w:num w:numId="37" w16cid:durableId="1254317875">
     <w:abstractNumId w:val="0"/>
   </w:num>
-  <w:num w:numId="39" w16cid:durableId="1268927148">
+  <w:num w:numId="38" w16cid:durableId="1268927148">
     <w:abstractNumId w:val="12"/>
+  </w:num>
+  <w:num w:numId="39" w16cid:durableId="895971601">
+    <w:abstractNumId w:val="33"/>
   </w:num>
 </w:numbering>
 </file>
@@ -15051,11 +15108,8 @@
     <w:rsid w:val="005E690B"/>
     <w:pPr>
       <w:numPr>
-        <w:numId w:val="40"/>
+        <w:numId w:val="39"/>
       </w:numPr>
-      <w:tabs>
-        <w:tab w:val="clear" w:pos="360"/>
-      </w:tabs>
       <w:ind w:left="360" w:hanging="360"/>
       <w:outlineLvl w:val="4"/>
     </w:pPr>
@@ -15070,6 +15124,7 @@
   <w:style w:type="character" w:default="1" w:styleId="DefaultParagraphFont">
     <w:name w:val="Default Paragraph Font"/>
     <w:uiPriority w:val="1"/>
+    <w:semiHidden/>
     <w:unhideWhenUsed/>
   </w:style>
   <w:style w:type="table" w:default="1" w:styleId="TableNormal">

--- a/Fases_Dokumentasie/Hanboek&ProjekVoorkom.docx
+++ b/Fases_Dokumentasie/Hanboek&ProjekVoorkom.docx
@@ -2098,12 +2098,7 @@
         <w:spacing w:line="278" w:lineRule="auto"/>
       </w:pPr>
       <w:r>
-        <w:rPr>
-          <w:b/>
-          <w:bCs/>
-          <w:u w:val="single" w:color="000000" w:themeColor="text1"/>
-        </w:rPr>
-        <w:t>Wat ek nie het nie</w:t>
+        <w:t>Epos en selfoon skakels</w:t>
       </w:r>
       <w:r>
         <w:t xml:space="preserve"> (</w:t>
@@ -5302,7 +5297,19 @@
         <w:rPr>
           <w:rStyle w:val="CSSKlasreelsChar"/>
         </w:rPr>
-        <w:t>&lt;img&gt; &lt;map&gt; &lt;area&gt;</w:t>
+        <w:t>&lt;</w:t>
+      </w:r>
+      <w:r>
+        <w:rPr>
+          <w:rStyle w:val="CSSKlasreelsChar"/>
+        </w:rPr>
+        <w:t>filter</w:t>
+      </w:r>
+      <w:r>
+        <w:rPr>
+          <w:rStyle w:val="CSSKlasreelsChar"/>
+        </w:rPr>
+        <w:t>&gt;</w:t>
       </w:r>
       <w:r>
         <w:t>)</w:t>
@@ -7276,7 +7283,13 @@
         <w:t>Ek het nie ‘n spinner of range slider nie</w:t>
       </w:r>
       <w:r>
-        <w:t xml:space="preserve"> (tans vul die gebruiker net ‘n waarde in)</w:t>
+        <w:t xml:space="preserve"> (tans vul die gebruiker net ‘n waarde in</w:t>
+      </w:r>
+      <w:r>
+        <w:t xml:space="preserve"> of kan hulle die waarde groter en kleiner maak met range pyltjies</w:t>
+      </w:r>
+      <w:r>
+        <w:t>)</w:t>
       </w:r>
     </w:p>
     <w:p>
@@ -7539,6 +7552,7 @@
         <w:spacing w:line="278" w:lineRule="auto"/>
       </w:pPr>
       <w:r>
+        <w:lastRenderedPageBreak/>
         <w:t>V</w:t>
       </w:r>
       <w:r>
@@ -7558,7 +7572,6 @@
         <w:spacing w:line="278" w:lineRule="auto"/>
       </w:pPr>
       <w:r>
-        <w:lastRenderedPageBreak/>
         <w:t>CVV</w:t>
       </w:r>
       <w:r>
@@ -8119,6 +8132,7 @@
         <w:spacing w:line="278" w:lineRule="auto"/>
       </w:pPr>
       <w:r>
+        <w:lastRenderedPageBreak/>
         <w:t>Klasse binne responsiewe ontwerp met transition atrubutte</w:t>
       </w:r>
     </w:p>
@@ -8132,7 +8146,6 @@
         <w:spacing w:line="278" w:lineRule="auto"/>
       </w:pPr>
       <w:r>
-        <w:lastRenderedPageBreak/>
         <w:t>Nav</w:t>
       </w:r>
     </w:p>
@@ -8870,6 +8883,7 @@
         <w:spacing w:line="278" w:lineRule="auto"/>
       </w:pPr>
       <w:r>
+        <w:lastRenderedPageBreak/>
         <w:t>Eienskappe</w:t>
       </w:r>
     </w:p>
@@ -8887,7 +8901,6 @@
           <w:b/>
           <w:bCs/>
         </w:rPr>
-        <w:lastRenderedPageBreak/>
         <w:t>.length</w:t>
       </w:r>
       <w:r>
@@ -9328,7 +9341,6 @@
       <w:r>
         <w:t>bou dit dinamies en sit dit in die bladsy (</w:t>
       </w:r>
-      <w:proofErr w:type="spellStart"/>
       <w:r>
         <w:rPr>
           <w:rStyle w:val="CSSKlasreelsChar"/>
@@ -9352,7 +9364,6 @@
         </w:rPr>
         <w:t>innerHTML</w:t>
       </w:r>
-      <w:proofErr w:type="spellEnd"/>
       <w:r>
         <w:t>)(</w:t>
       </w:r>
@@ -9881,6 +9892,7 @@
         <w:spacing w:line="278" w:lineRule="auto"/>
       </w:pPr>
       <w:r>
+        <w:lastRenderedPageBreak/>
         <w:t>Eienskappe</w:t>
       </w:r>
     </w:p>
@@ -9894,7 +9906,6 @@
         <w:spacing w:line="278" w:lineRule="auto"/>
       </w:pPr>
       <w:r>
-        <w:lastRenderedPageBreak/>
         <w:t>Length</w:t>
       </w:r>
     </w:p>
@@ -10695,6 +10706,7 @@
         <w:spacing w:line="278" w:lineRule="auto"/>
       </w:pPr>
       <w:r>
+        <w:lastRenderedPageBreak/>
         <w:t>reason == ‘Navraag’</w:t>
       </w:r>
     </w:p>

--- a/Fases_Dokumentasie/Hanboek&ProjekVoorkom.docx
+++ b/Fases_Dokumentasie/Hanboek&ProjekVoorkom.docx
@@ -292,6 +292,8 @@
       <w:sdtPr>
         <w:rPr>
           <w:rFonts w:asciiTheme="minorHAnsi" w:eastAsiaTheme="minorHAnsi" w:hAnsiTheme="minorHAnsi" w:cstheme="minorBidi"/>
+          <w:b w:val="0"/>
+          <w:bCs w:val="0"/>
           <w:color w:val="auto"/>
           <w:sz w:val="22"/>
           <w:szCs w:val="22"/>
@@ -302,12 +304,6 @@
           <w:docPartUnique/>
         </w:docPartObj>
       </w:sdtPr>
-      <w:sdtEndPr>
-        <w:rPr>
-          <w:b w:val="0"/>
-          <w:bCs w:val="0"/>
-        </w:rPr>
-      </w:sdtEndPr>
       <w:sdtContent>
         <w:p>
           <w:pPr>
@@ -1056,19 +1052,7 @@
               <w:rPr>
                 <w:rStyle w:val="Hyperlink"/>
               </w:rPr>
-              <w:t>Fase 4: Java</w:t>
-            </w:r>
-            <w:r>
-              <w:rPr>
-                <w:rStyle w:val="Hyperlink"/>
-              </w:rPr>
-              <w:t>S</w:t>
-            </w:r>
-            <w:r>
-              <w:rPr>
-                <w:rStyle w:val="Hyperlink"/>
-              </w:rPr>
-              <w:t>cript en multimedia</w:t>
+              <w:t>Fase 4: JavaScript en multimedia</w:t>
             </w:r>
             <w:r>
               <w:rPr>
@@ -6064,19 +6048,7 @@
         <w:rPr>
           <w:u w:color="000000" w:themeColor="text1"/>
         </w:rPr>
-        <w:t xml:space="preserve"> </w:t>
-      </w:r>
-      <w:r>
-        <w:rPr>
-          <w:u w:color="000000" w:themeColor="text1"/>
-        </w:rPr>
-        <w:t>,</w:t>
-      </w:r>
-      <w:r>
-        <w:rPr>
-          <w:u w:color="000000" w:themeColor="text1"/>
-        </w:rPr>
-        <w:t xml:space="preserve"> </w:t>
+        <w:t xml:space="preserve"> , </w:t>
       </w:r>
       <w:r>
         <w:rPr>
@@ -6096,19 +6068,7 @@
         <w:rPr>
           <w:u w:color="000000" w:themeColor="text1"/>
         </w:rPr>
-        <w:t xml:space="preserve"> </w:t>
-      </w:r>
-      <w:r>
-        <w:rPr>
-          <w:u w:color="000000" w:themeColor="text1"/>
-        </w:rPr>
-        <w:t>,</w:t>
-      </w:r>
-      <w:r>
-        <w:rPr>
-          <w:u w:color="000000" w:themeColor="text1"/>
-        </w:rPr>
-        <w:t xml:space="preserve"> </w:t>
+        <w:t xml:space="preserve"> , </w:t>
       </w:r>
       <w:r>
         <w:rPr>
@@ -6128,19 +6088,7 @@
         <w:rPr>
           <w:u w:color="000000" w:themeColor="text1"/>
         </w:rPr>
-        <w:t xml:space="preserve"> </w:t>
-      </w:r>
-      <w:r>
-        <w:rPr>
-          <w:u w:color="000000" w:themeColor="text1"/>
-        </w:rPr>
-        <w:t>,</w:t>
-      </w:r>
-      <w:r>
-        <w:rPr>
-          <w:u w:color="000000" w:themeColor="text1"/>
-        </w:rPr>
-        <w:t xml:space="preserve"> </w:t>
+        <w:t xml:space="preserve"> , </w:t>
       </w:r>
       <w:r>
         <w:rPr>
@@ -6160,19 +6108,7 @@
         <w:rPr>
           <w:u w:color="000000" w:themeColor="text1"/>
         </w:rPr>
-        <w:t xml:space="preserve"> </w:t>
-      </w:r>
-      <w:r>
-        <w:rPr>
-          <w:u w:color="000000" w:themeColor="text1"/>
-        </w:rPr>
-        <w:t>,</w:t>
-      </w:r>
-      <w:r>
-        <w:rPr>
-          <w:u w:color="000000" w:themeColor="text1"/>
-        </w:rPr>
-        <w:t xml:space="preserve"> </w:t>
+        <w:t xml:space="preserve"> , </w:t>
       </w:r>
       <w:r>
         <w:rPr>
@@ -6192,19 +6128,7 @@
         <w:rPr>
           <w:u w:color="000000" w:themeColor="text1"/>
         </w:rPr>
-        <w:t xml:space="preserve"> </w:t>
-      </w:r>
-      <w:r>
-        <w:rPr>
-          <w:u w:color="000000" w:themeColor="text1"/>
-        </w:rPr>
-        <w:t>,</w:t>
-      </w:r>
-      <w:r>
-        <w:rPr>
-          <w:u w:color="000000" w:themeColor="text1"/>
-        </w:rPr>
-        <w:t xml:space="preserve"> </w:t>
+        <w:t xml:space="preserve"> , </w:t>
       </w:r>
       <w:r>
         <w:rPr>
@@ -6224,19 +6148,7 @@
         <w:rPr>
           <w:u w:color="000000" w:themeColor="text1"/>
         </w:rPr>
-        <w:t xml:space="preserve"> </w:t>
-      </w:r>
-      <w:r>
-        <w:rPr>
-          <w:u w:color="000000" w:themeColor="text1"/>
-        </w:rPr>
-        <w:t>,</w:t>
-      </w:r>
-      <w:r>
-        <w:rPr>
-          <w:u w:color="000000" w:themeColor="text1"/>
-        </w:rPr>
-        <w:t xml:space="preserve"> </w:t>
+        <w:t xml:space="preserve"> , </w:t>
       </w:r>
       <w:r>
         <w:rPr>
@@ -6256,43 +6168,19 @@
         <w:rPr>
           <w:u w:color="000000" w:themeColor="text1"/>
         </w:rPr>
-        <w:t xml:space="preserve"> </w:t>
+        <w:t xml:space="preserve"> , </w:t>
+      </w:r>
+      <w:r>
+        <w:rPr>
+          <w:rStyle w:val="Heading5Char"/>
+        </w:rPr>
+        <w:t>Blockquote</w:t>
       </w:r>
       <w:r>
         <w:rPr>
           <w:u w:color="000000" w:themeColor="text1"/>
         </w:rPr>
-        <w:t>,</w:t>
-      </w:r>
-      <w:r>
-        <w:rPr>
-          <w:u w:color="000000" w:themeColor="text1"/>
-        </w:rPr>
-        <w:t xml:space="preserve"> </w:t>
-      </w:r>
-      <w:r>
-        <w:rPr>
-          <w:rStyle w:val="Heading5Char"/>
-        </w:rPr>
-        <w:t>Blockquote</w:t>
-      </w:r>
-      <w:r>
-        <w:rPr>
-          <w:u w:color="000000" w:themeColor="text1"/>
-        </w:rPr>
-        <w:t xml:space="preserve"> </w:t>
-      </w:r>
-      <w:r>
-        <w:rPr>
-          <w:u w:color="000000" w:themeColor="text1"/>
-        </w:rPr>
-        <w:t>,</w:t>
-      </w:r>
-      <w:r>
-        <w:rPr>
-          <w:u w:color="000000" w:themeColor="text1"/>
-        </w:rPr>
-        <w:t xml:space="preserve"> </w:t>
+        <w:t xml:space="preserve"> , </w:t>
       </w:r>
       <w:r>
         <w:rPr>
@@ -6312,19 +6200,7 @@
         <w:rPr>
           <w:u w:color="000000" w:themeColor="text1"/>
         </w:rPr>
-        <w:t xml:space="preserve"> </w:t>
-      </w:r>
-      <w:r>
-        <w:rPr>
-          <w:u w:color="000000" w:themeColor="text1"/>
-        </w:rPr>
-        <w:t>,</w:t>
-      </w:r>
-      <w:r>
-        <w:rPr>
-          <w:u w:color="000000" w:themeColor="text1"/>
-        </w:rPr>
-        <w:t xml:space="preserve"> </w:t>
+        <w:t xml:space="preserve"> , </w:t>
       </w:r>
       <w:r>
         <w:rPr>
@@ -6344,19 +6220,7 @@
         <w:rPr>
           <w:u w:color="000000" w:themeColor="text1"/>
         </w:rPr>
-        <w:t xml:space="preserve"> </w:t>
-      </w:r>
-      <w:r>
-        <w:rPr>
-          <w:u w:color="000000" w:themeColor="text1"/>
-        </w:rPr>
-        <w:t>,</w:t>
-      </w:r>
-      <w:r>
-        <w:rPr>
-          <w:u w:color="000000" w:themeColor="text1"/>
-        </w:rPr>
-        <w:t xml:space="preserve"> </w:t>
+        <w:t xml:space="preserve"> , </w:t>
       </w:r>
       <w:r>
         <w:rPr>
@@ -6376,19 +6240,7 @@
         <w:rPr>
           <w:u w:color="000000" w:themeColor="text1"/>
         </w:rPr>
-        <w:t xml:space="preserve"> </w:t>
-      </w:r>
-      <w:r>
-        <w:rPr>
-          <w:u w:color="000000" w:themeColor="text1"/>
-        </w:rPr>
-        <w:t>,</w:t>
-      </w:r>
-      <w:r>
-        <w:rPr>
-          <w:u w:color="000000" w:themeColor="text1"/>
-        </w:rPr>
-        <w:t xml:space="preserve"> </w:t>
+        <w:t xml:space="preserve"> , </w:t>
       </w:r>
       <w:r>
         <w:rPr>
@@ -7486,34 +7338,378 @@
       </w:pPr>
       <w:r>
         <w:rPr>
+          <w:u w:color="000000" w:themeColor="text1"/>
+        </w:rPr>
+        <w:t xml:space="preserve">Ek het </w:t>
+      </w:r>
+      <w:r>
+        <w:rPr>
+          <w:u w:color="000000" w:themeColor="text1"/>
+        </w:rPr>
+        <w:t>datalyste</w:t>
+      </w:r>
+      <w:r>
+        <w:t xml:space="preserve"> </w:t>
+      </w:r>
+      <w:r>
+        <w:rPr>
+          <w:rStyle w:val="CSSKlasreelsChar"/>
+        </w:rPr>
+        <w:t>&lt;datalist&gt;</w:t>
+      </w:r>
+      <w:r>
+        <w:t xml:space="preserve"> </w:t>
+      </w:r>
+      <w:r>
+        <w:t>vir die aflewering adress</w:t>
+      </w:r>
+    </w:p>
+    <w:p>
+      <w:pPr>
+        <w:pStyle w:val="Heading4"/>
+        <w:rPr>
+          <w:color w:val="000000" w:themeColor="text1"/>
+        </w:rPr>
+      </w:pPr>
+      <w:r>
+        <w:t>Skep form knoppies</w:t>
+      </w:r>
+    </w:p>
+    <w:p>
+      <w:pPr>
+        <w:pStyle w:val="ListParagraph"/>
+        <w:numPr>
+          <w:ilvl w:val="1"/>
+          <w:numId w:val="37"/>
+        </w:numPr>
+        <w:spacing w:after="0" w:line="278" w:lineRule="auto"/>
+      </w:pPr>
+      <w:r>
+        <w:t>Ek het knoppies vir produkte byvoeg en of verwyder asook ‘n submit knoppie om die vorm te stuur</w:t>
+      </w:r>
+    </w:p>
+    <w:p>
+      <w:pPr>
+        <w:pStyle w:val="Heading4"/>
+        <w:rPr>
+          <w:color w:val="000000" w:themeColor="text1"/>
+        </w:rPr>
+      </w:pPr>
+      <w:r>
+        <w:t>Valideer ‘n vorm</w:t>
+      </w:r>
+    </w:p>
+    <w:p>
+      <w:pPr>
+        <w:pStyle w:val="ListParagraph"/>
+        <w:numPr>
+          <w:ilvl w:val="1"/>
+          <w:numId w:val="37"/>
+        </w:numPr>
+        <w:spacing w:after="0" w:line="278" w:lineRule="auto"/>
+      </w:pPr>
+      <w:r>
+        <w:t xml:space="preserve">Ek het validasie in my klasse </w:t>
+      </w:r>
+      <w:r>
+        <w:rPr>
+          <w:rStyle w:val="CSSKlasreelsChar"/>
+        </w:rPr>
+        <w:t>handleOrderSubmit</w:t>
+      </w:r>
+      <w:r>
+        <w:t xml:space="preserve"> en </w:t>
+      </w:r>
+      <w:r>
+        <w:rPr>
+          <w:rStyle w:val="CSSKlasreelsChar"/>
+        </w:rPr>
+        <w:t>handlesubmit</w:t>
+      </w:r>
+      <w:r>
+        <w:t xml:space="preserve"> vir die volgende velde</w:t>
+      </w:r>
+    </w:p>
+    <w:p>
+      <w:pPr>
+        <w:pStyle w:val="ListParagraph"/>
+        <w:numPr>
+          <w:ilvl w:val="2"/>
+          <w:numId w:val="37"/>
+        </w:numPr>
+        <w:spacing w:after="0" w:line="278" w:lineRule="auto"/>
+      </w:pPr>
+      <w:r>
+        <w:t>Naam (moet ingevul word)</w:t>
+      </w:r>
+    </w:p>
+    <w:p>
+      <w:pPr>
+        <w:pStyle w:val="ListParagraph"/>
+        <w:numPr>
+          <w:ilvl w:val="2"/>
+          <w:numId w:val="37"/>
+        </w:numPr>
+        <w:spacing w:after="0" w:line="278" w:lineRule="auto"/>
+      </w:pPr>
+      <w:r>
+        <w:t>Epos (epos moet geldig wees)</w:t>
+      </w:r>
+    </w:p>
+    <w:p>
+      <w:pPr>
+        <w:pStyle w:val="ListParagraph"/>
+        <w:numPr>
+          <w:ilvl w:val="2"/>
+          <w:numId w:val="37"/>
+        </w:numPr>
+        <w:spacing w:after="0" w:line="278" w:lineRule="auto"/>
+      </w:pPr>
+      <w:r>
+        <w:t>Produkte en hoeveelheid (produk moet gekies en meer as 0 wees)</w:t>
+      </w:r>
+    </w:p>
+    <w:p>
+      <w:pPr>
+        <w:pStyle w:val="ListParagraph"/>
+        <w:numPr>
+          <w:ilvl w:val="2"/>
+          <w:numId w:val="37"/>
+        </w:numPr>
+        <w:spacing w:after="0" w:line="278" w:lineRule="auto"/>
+      </w:pPr>
+      <w:r>
+        <w:lastRenderedPageBreak/>
+        <w:t>Afhaal en Aflewering (opsie moet gekies word)</w:t>
+      </w:r>
+    </w:p>
+    <w:p>
+      <w:pPr>
+        <w:pStyle w:val="ListParagraph"/>
+        <w:numPr>
+          <w:ilvl w:val="2"/>
+          <w:numId w:val="37"/>
+        </w:numPr>
+        <w:spacing w:after="0" w:line="278" w:lineRule="auto"/>
+      </w:pPr>
+      <w:r>
+        <w:t>Afleweringadress (moet ingevul word as aflewering gekies)</w:t>
+      </w:r>
+    </w:p>
+    <w:p>
+      <w:pPr>
+        <w:pStyle w:val="ListParagraph"/>
+        <w:numPr>
+          <w:ilvl w:val="2"/>
+          <w:numId w:val="37"/>
+        </w:numPr>
+        <w:spacing w:after="0" w:line="278" w:lineRule="auto"/>
+      </w:pPr>
+      <w:r>
+        <w:t>Betaalmetode (‘n betaal metode moet gekies word)</w:t>
+      </w:r>
+    </w:p>
+    <w:p>
+      <w:pPr>
+        <w:pStyle w:val="ListParagraph"/>
+        <w:numPr>
+          <w:ilvl w:val="2"/>
+          <w:numId w:val="37"/>
+        </w:numPr>
+        <w:spacing w:after="0" w:line="278" w:lineRule="auto"/>
+      </w:pPr>
+      <w:r>
+        <w:t xml:space="preserve">Kaartbesonderhede </w:t>
+      </w:r>
+    </w:p>
+    <w:p>
+      <w:pPr>
+        <w:pStyle w:val="ListParagraph"/>
+        <w:numPr>
+          <w:ilvl w:val="3"/>
+          <w:numId w:val="37"/>
+        </w:numPr>
+        <w:spacing w:after="0" w:line="278" w:lineRule="auto"/>
+      </w:pPr>
+      <w:r>
+        <w:t>Naam op kaart</w:t>
+      </w:r>
+      <w:r>
+        <w:t xml:space="preserve"> (moet ingevul word)</w:t>
+      </w:r>
+    </w:p>
+    <w:p>
+      <w:pPr>
+        <w:pStyle w:val="ListParagraph"/>
+        <w:numPr>
+          <w:ilvl w:val="3"/>
+          <w:numId w:val="37"/>
+        </w:numPr>
+        <w:spacing w:after="0" w:line="278" w:lineRule="auto"/>
+      </w:pPr>
+      <w:r>
+        <w:t>Kaartnommer</w:t>
+      </w:r>
+      <w:r>
+        <w:t xml:space="preserve"> (moet tussen 13 en 19 karakters lank wees)</w:t>
+      </w:r>
+    </w:p>
+    <w:p>
+      <w:pPr>
+        <w:pStyle w:val="ListParagraph"/>
+        <w:numPr>
+          <w:ilvl w:val="3"/>
+          <w:numId w:val="37"/>
+        </w:numPr>
+        <w:spacing w:after="0" w:line="278" w:lineRule="auto"/>
+      </w:pPr>
+      <w:r>
+        <w:t>V</w:t>
+      </w:r>
+      <w:r>
+        <w:t>ervaldatum</w:t>
+      </w:r>
+      <w:r>
+        <w:t xml:space="preserve"> (vervaldatum moet in formaat MM/YY wees)</w:t>
+      </w:r>
+    </w:p>
+    <w:p>
+      <w:pPr>
+        <w:pStyle w:val="ListParagraph"/>
+        <w:numPr>
+          <w:ilvl w:val="3"/>
+          <w:numId w:val="37"/>
+        </w:numPr>
+        <w:spacing w:after="0" w:line="278" w:lineRule="auto"/>
+      </w:pPr>
+      <w:r>
+        <w:t>CVV</w:t>
+      </w:r>
+      <w:r>
+        <w:t xml:space="preserve"> (moet 3 of 4 syfers lank wees)</w:t>
+      </w:r>
+    </w:p>
+    <w:p>
+      <w:pPr>
+        <w:pStyle w:val="ListParagraph"/>
+        <w:numPr>
+          <w:ilvl w:val="2"/>
+          <w:numId w:val="37"/>
+        </w:numPr>
+        <w:spacing w:after="0" w:line="278" w:lineRule="auto"/>
+      </w:pPr>
+      <w:r>
+        <w:t>Datum en tyd (afhaaldatum</w:t>
+      </w:r>
+      <w:r>
+        <w:t xml:space="preserve"> en besoekdatum moet gekies word</w:t>
+      </w:r>
+      <w:r>
+        <w:t>)</w:t>
+      </w:r>
+    </w:p>
+    <w:p>
+      <w:pPr>
+        <w:pStyle w:val="ListParagraph"/>
+        <w:numPr>
+          <w:ilvl w:val="2"/>
+          <w:numId w:val="37"/>
+        </w:numPr>
+        <w:spacing w:after="0" w:line="278" w:lineRule="auto"/>
+      </w:pPr>
+      <w:r>
+        <w:t>Boodskap (As navraag gekies is moet boodskap ingevul word en minstens 10 karakters lank wees)</w:t>
+      </w:r>
+    </w:p>
+    <w:p>
+      <w:pPr>
+        <w:pStyle w:val="Heading4"/>
+        <w:rPr>
+          <w:color w:val="000000" w:themeColor="text1"/>
+        </w:rPr>
+      </w:pPr>
+      <w:r>
+        <w:t>Pas valideer style toe</w:t>
+      </w:r>
+    </w:p>
+    <w:p>
+      <w:pPr>
+        <w:pStyle w:val="ListParagraph"/>
+        <w:numPr>
+          <w:ilvl w:val="1"/>
+          <w:numId w:val="37"/>
+        </w:numPr>
+        <w:spacing w:after="0" w:line="278" w:lineRule="auto"/>
+      </w:pPr>
+      <w:r>
+        <w:t>Invoer velde , teksarea , en seleksie velde het ‘n groen rand en ‘n swart skaduwee onderaan</w:t>
+      </w:r>
+    </w:p>
+    <w:p>
+      <w:pPr>
+        <w:pStyle w:val="ListParagraph"/>
+        <w:numPr>
+          <w:ilvl w:val="1"/>
+          <w:numId w:val="37"/>
+        </w:numPr>
+        <w:spacing w:after="0" w:line="278" w:lineRule="auto"/>
+      </w:pPr>
+      <w:r>
+        <w:t>Datumveld het ‘n groen rand en ‘n swart skaduwee onderaan</w:t>
+      </w:r>
+    </w:p>
+    <w:p>
+      <w:pPr>
+        <w:pStyle w:val="Heading2"/>
+      </w:pPr>
+      <w:bookmarkStart w:id="13" w:name="_Toc225199789"/>
+      <w:r>
+        <w:t>Fase 4: JavaScript en multimedia</w:t>
+      </w:r>
+      <w:bookmarkEnd w:id="13"/>
+    </w:p>
+    <w:p>
+      <w:pPr>
+        <w:pStyle w:val="Heading3"/>
+      </w:pPr>
+      <w:bookmarkStart w:id="14" w:name="_Toc225199790"/>
+      <w:r>
+        <w:t>Hoofstuk 8</w:t>
+      </w:r>
+      <w:bookmarkEnd w:id="14"/>
+    </w:p>
+    <w:p>
+      <w:pPr>
+        <w:pStyle w:val="Heading4"/>
+        <w:rPr>
+          <w:color w:val="000000" w:themeColor="text1"/>
+        </w:rPr>
+      </w:pPr>
+      <w:r>
+        <w:t>Voeg ‘n html audio klip by</w:t>
+      </w:r>
+    </w:p>
+    <w:p>
+      <w:pPr>
+        <w:pStyle w:val="ListParagraph"/>
+        <w:numPr>
+          <w:ilvl w:val="1"/>
+          <w:numId w:val="37"/>
+        </w:numPr>
+        <w:spacing w:after="0" w:line="278" w:lineRule="auto"/>
+        <w:rPr>
           <w:b/>
           <w:bCs/>
           <w:u w:val="single" w:color="000000" w:themeColor="text1"/>
         </w:rPr>
-        <w:t>Ek het nie</w:t>
-      </w:r>
-      <w:r>
-        <w:t xml:space="preserve"> </w:t>
-      </w:r>
-      <w:r>
-        <w:rPr>
-          <w:rStyle w:val="CSSKlasreelsChar"/>
-        </w:rPr>
-        <w:t>&lt;datalist&gt;</w:t>
-      </w:r>
-      <w:r>
-        <w:t xml:space="preserve"> </w:t>
-      </w:r>
+      </w:pPr>
       <w:r>
         <w:rPr>
           <w:b/>
           <w:bCs/>
           <w:u w:val="single" w:color="000000" w:themeColor="text1"/>
         </w:rPr>
-        <w:t>nie</w:t>
-      </w:r>
-      <w:r>
-        <w:t xml:space="preserve"> want orals waar ek moontlik ‘n autocomplete suggestion kon he het ek eerder kiesopsies gesit want dis veiliger</w:t>
+        <w:t>Nie gebruik nie</w:t>
       </w:r>
     </w:p>
     <w:p>
@@ -7524,321 +7720,7 @@
         </w:rPr>
       </w:pPr>
       <w:r>
-        <w:t>Skep form knoppies</w:t>
-      </w:r>
-    </w:p>
-    <w:p>
-      <w:pPr>
-        <w:pStyle w:val="ListParagraph"/>
-        <w:numPr>
-          <w:ilvl w:val="1"/>
-          <w:numId w:val="37"/>
-        </w:numPr>
-        <w:spacing w:after="0" w:line="278" w:lineRule="auto"/>
-      </w:pPr>
-      <w:r>
-        <w:t>Ek het knoppies vir produkte byvoeg en of verwyder asook ‘n submit knoppie om die vorm te stuur</w:t>
-      </w:r>
-    </w:p>
-    <w:p>
-      <w:pPr>
-        <w:pStyle w:val="Heading4"/>
-        <w:rPr>
-          <w:color w:val="000000" w:themeColor="text1"/>
-        </w:rPr>
-      </w:pPr>
-      <w:r>
-        <w:t>Valideer ‘n vorm</w:t>
-      </w:r>
-    </w:p>
-    <w:p>
-      <w:pPr>
-        <w:pStyle w:val="ListParagraph"/>
-        <w:numPr>
-          <w:ilvl w:val="1"/>
-          <w:numId w:val="37"/>
-        </w:numPr>
-        <w:spacing w:after="0" w:line="278" w:lineRule="auto"/>
-      </w:pPr>
-      <w:r>
-        <w:t xml:space="preserve">Ek het validasie in my klasse </w:t>
-      </w:r>
-      <w:r>
-        <w:rPr>
-          <w:rStyle w:val="CSSKlasreelsChar"/>
-        </w:rPr>
-        <w:t>handleOrderSubmit</w:t>
-      </w:r>
-      <w:r>
-        <w:t xml:space="preserve"> en </w:t>
-      </w:r>
-      <w:r>
-        <w:rPr>
-          <w:rStyle w:val="CSSKlasreelsChar"/>
-        </w:rPr>
-        <w:t>handlesubmit</w:t>
-      </w:r>
-      <w:r>
-        <w:t xml:space="preserve"> vir die volgende velde</w:t>
-      </w:r>
-    </w:p>
-    <w:p>
-      <w:pPr>
-        <w:pStyle w:val="ListParagraph"/>
-        <w:numPr>
-          <w:ilvl w:val="2"/>
-          <w:numId w:val="37"/>
-        </w:numPr>
-        <w:spacing w:after="0" w:line="278" w:lineRule="auto"/>
-      </w:pPr>
-      <w:r>
-        <w:t>Naam (moet ingevul word)</w:t>
-      </w:r>
-    </w:p>
-    <w:p>
-      <w:pPr>
-        <w:pStyle w:val="ListParagraph"/>
-        <w:numPr>
-          <w:ilvl w:val="2"/>
-          <w:numId w:val="37"/>
-        </w:numPr>
-        <w:spacing w:after="0" w:line="278" w:lineRule="auto"/>
-      </w:pPr>
-      <w:r>
-        <w:t>Epos (epos moet geldig wees)</w:t>
-      </w:r>
-    </w:p>
-    <w:p>
-      <w:pPr>
-        <w:pStyle w:val="ListParagraph"/>
-        <w:numPr>
-          <w:ilvl w:val="2"/>
-          <w:numId w:val="37"/>
-        </w:numPr>
-        <w:spacing w:after="0" w:line="278" w:lineRule="auto"/>
-      </w:pPr>
-      <w:r>
-        <w:lastRenderedPageBreak/>
-        <w:t>Produkte en hoeveelheid (produk moet gekies en meer as 0 wees)</w:t>
-      </w:r>
-    </w:p>
-    <w:p>
-      <w:pPr>
-        <w:pStyle w:val="ListParagraph"/>
-        <w:numPr>
-          <w:ilvl w:val="2"/>
-          <w:numId w:val="37"/>
-        </w:numPr>
-        <w:spacing w:after="0" w:line="278" w:lineRule="auto"/>
-      </w:pPr>
-      <w:r>
-        <w:t>Afhaal en Aflewering (opsie moet gekies word)</w:t>
-      </w:r>
-    </w:p>
-    <w:p>
-      <w:pPr>
-        <w:pStyle w:val="ListParagraph"/>
-        <w:numPr>
-          <w:ilvl w:val="2"/>
-          <w:numId w:val="37"/>
-        </w:numPr>
-        <w:spacing w:after="0" w:line="278" w:lineRule="auto"/>
-      </w:pPr>
-      <w:r>
-        <w:t>Afleweringadress (moet ingevul word as aflewering gekies)</w:t>
-      </w:r>
-    </w:p>
-    <w:p>
-      <w:pPr>
-        <w:pStyle w:val="ListParagraph"/>
-        <w:numPr>
-          <w:ilvl w:val="2"/>
-          <w:numId w:val="37"/>
-        </w:numPr>
-        <w:spacing w:after="0" w:line="278" w:lineRule="auto"/>
-      </w:pPr>
-      <w:r>
-        <w:t>Betaalmetode (‘n betaal metode moet gekies word)</w:t>
-      </w:r>
-    </w:p>
-    <w:p>
-      <w:pPr>
-        <w:pStyle w:val="ListParagraph"/>
-        <w:numPr>
-          <w:ilvl w:val="2"/>
-          <w:numId w:val="37"/>
-        </w:numPr>
-        <w:spacing w:after="0" w:line="278" w:lineRule="auto"/>
-      </w:pPr>
-      <w:r>
-        <w:t xml:space="preserve">Kaartbesonderhede </w:t>
-      </w:r>
-    </w:p>
-    <w:p>
-      <w:pPr>
-        <w:pStyle w:val="ListParagraph"/>
-        <w:numPr>
-          <w:ilvl w:val="3"/>
-          <w:numId w:val="37"/>
-        </w:numPr>
-        <w:spacing w:after="0" w:line="278" w:lineRule="auto"/>
-      </w:pPr>
-      <w:r>
-        <w:t>Naam op kaart</w:t>
-      </w:r>
-      <w:r>
-        <w:t xml:space="preserve"> (moet ingevul word)</w:t>
-      </w:r>
-    </w:p>
-    <w:p>
-      <w:pPr>
-        <w:pStyle w:val="ListParagraph"/>
-        <w:numPr>
-          <w:ilvl w:val="3"/>
-          <w:numId w:val="37"/>
-        </w:numPr>
-        <w:spacing w:after="0" w:line="278" w:lineRule="auto"/>
-      </w:pPr>
-      <w:r>
-        <w:t>Kaartnommer</w:t>
-      </w:r>
-      <w:r>
-        <w:t xml:space="preserve"> (moet tussen 13 en 19 karakters lank wees)</w:t>
-      </w:r>
-    </w:p>
-    <w:p>
-      <w:pPr>
-        <w:pStyle w:val="ListParagraph"/>
-        <w:numPr>
-          <w:ilvl w:val="3"/>
-          <w:numId w:val="37"/>
-        </w:numPr>
-        <w:spacing w:after="0" w:line="278" w:lineRule="auto"/>
-      </w:pPr>
-      <w:r>
-        <w:t>V</w:t>
-      </w:r>
-      <w:r>
-        <w:t>ervaldatum</w:t>
-      </w:r>
-      <w:r>
-        <w:t xml:space="preserve"> (vervaldatum moet in formaat MM/YY wees)</w:t>
-      </w:r>
-    </w:p>
-    <w:p>
-      <w:pPr>
-        <w:pStyle w:val="ListParagraph"/>
-        <w:numPr>
-          <w:ilvl w:val="3"/>
-          <w:numId w:val="37"/>
-        </w:numPr>
-        <w:spacing w:after="0" w:line="278" w:lineRule="auto"/>
-      </w:pPr>
-      <w:r>
-        <w:t>CVV</w:t>
-      </w:r>
-      <w:r>
-        <w:t xml:space="preserve"> (moet 3 of 4 syfers lank wees)</w:t>
-      </w:r>
-    </w:p>
-    <w:p>
-      <w:pPr>
-        <w:pStyle w:val="ListParagraph"/>
-        <w:numPr>
-          <w:ilvl w:val="2"/>
-          <w:numId w:val="37"/>
-        </w:numPr>
-        <w:spacing w:after="0" w:line="278" w:lineRule="auto"/>
-      </w:pPr>
-      <w:r>
-        <w:t>Datum en tyd (afhaaldatum</w:t>
-      </w:r>
-      <w:r>
-        <w:t xml:space="preserve"> en besoekdatum moet gekies word</w:t>
-      </w:r>
-      <w:r>
-        <w:t>)</w:t>
-      </w:r>
-    </w:p>
-    <w:p>
-      <w:pPr>
-        <w:pStyle w:val="ListParagraph"/>
-        <w:numPr>
-          <w:ilvl w:val="2"/>
-          <w:numId w:val="37"/>
-        </w:numPr>
-        <w:spacing w:after="0" w:line="278" w:lineRule="auto"/>
-      </w:pPr>
-      <w:r>
-        <w:t>Boodskap (As navraag gekies is moet boodskap ingevul word en minstens 10 karakters lank wees)</w:t>
-      </w:r>
-    </w:p>
-    <w:p>
-      <w:pPr>
-        <w:pStyle w:val="Heading4"/>
-        <w:rPr>
-          <w:color w:val="000000" w:themeColor="text1"/>
-        </w:rPr>
-      </w:pPr>
-      <w:r>
-        <w:t>Pas valideer style toe</w:t>
-      </w:r>
-    </w:p>
-    <w:p>
-      <w:pPr>
-        <w:pStyle w:val="ListParagraph"/>
-        <w:numPr>
-          <w:ilvl w:val="1"/>
-          <w:numId w:val="37"/>
-        </w:numPr>
-        <w:spacing w:after="0" w:line="278" w:lineRule="auto"/>
-      </w:pPr>
-      <w:r>
-        <w:t>Invoer velde , teksarea , en seleksie velde het ‘n groen rand en ‘n swart skaduwee onderaan</w:t>
-      </w:r>
-    </w:p>
-    <w:p>
-      <w:pPr>
-        <w:pStyle w:val="ListParagraph"/>
-        <w:numPr>
-          <w:ilvl w:val="1"/>
-          <w:numId w:val="37"/>
-        </w:numPr>
-        <w:spacing w:after="0" w:line="278" w:lineRule="auto"/>
-      </w:pPr>
-      <w:r>
-        <w:t>Datumveld het ‘n groen rand en ‘n swart skaduwee onderaan</w:t>
-      </w:r>
-    </w:p>
-    <w:p>
-      <w:pPr>
-        <w:pStyle w:val="Heading2"/>
-      </w:pPr>
-      <w:bookmarkStart w:id="13" w:name="_Toc225199789"/>
-      <w:r>
-        <w:t>Fase 4: JavaScript en multimedia</w:t>
-      </w:r>
-      <w:bookmarkEnd w:id="13"/>
-    </w:p>
-    <w:p>
-      <w:pPr>
-        <w:pStyle w:val="Heading3"/>
-      </w:pPr>
-      <w:bookmarkStart w:id="14" w:name="_Toc225199790"/>
-      <w:r>
-        <w:t>Hoofstuk 8</w:t>
-      </w:r>
-      <w:bookmarkEnd w:id="14"/>
-    </w:p>
-    <w:p>
-      <w:pPr>
-        <w:pStyle w:val="Heading4"/>
-        <w:rPr>
-          <w:color w:val="000000" w:themeColor="text1"/>
-        </w:rPr>
-      </w:pPr>
-      <w:r>
-        <w:t>Voeg ‘n html audio klip by</w:t>
+        <w:t>Support verskeie audio formate</w:t>
       </w:r>
     </w:p>
     <w:p>
@@ -7872,7 +7754,93 @@
         </w:rPr>
       </w:pPr>
       <w:r>
-        <w:t>Support verskeie audio formate</w:t>
+        <w:t>Voeg ‘n html video clip by</w:t>
+      </w:r>
+    </w:p>
+    <w:p>
+      <w:pPr>
+        <w:pStyle w:val="ListParagraph"/>
+        <w:numPr>
+          <w:ilvl w:val="1"/>
+          <w:numId w:val="37"/>
+        </w:numPr>
+        <w:spacing w:after="0"/>
+        <w:rPr>
+          <w:u w:color="000000" w:themeColor="text1"/>
+        </w:rPr>
+      </w:pPr>
+      <w:r>
+        <w:rPr>
+          <w:u w:color="000000" w:themeColor="text1"/>
+        </w:rPr>
+        <w:t>Ek het ‘n video op my oor_ons blad ingesit wat die plaas asook wat jy op die plaas kan doen wys</w:t>
+      </w:r>
+    </w:p>
+    <w:p>
+      <w:pPr>
+        <w:pStyle w:val="Heading4"/>
+        <w:rPr>
+          <w:color w:val="000000" w:themeColor="text1"/>
+        </w:rPr>
+      </w:pPr>
+      <w:r>
+        <w:t>Skryf ‘n video caption track</w:t>
+      </w:r>
+    </w:p>
+    <w:p>
+      <w:pPr>
+        <w:pStyle w:val="ListParagraph"/>
+        <w:numPr>
+          <w:ilvl w:val="1"/>
+          <w:numId w:val="37"/>
+        </w:numPr>
+        <w:spacing w:after="0" w:line="278" w:lineRule="auto"/>
+        <w:rPr>
+          <w:u w:color="000000" w:themeColor="text1"/>
+        </w:rPr>
+      </w:pPr>
+      <w:r>
+        <w:rPr>
+          <w:u w:color="000000" w:themeColor="text1"/>
+        </w:rPr>
+        <w:t xml:space="preserve">Ek het ‘n caption vir my video geskryf, dit is in die leer </w:t>
+      </w:r>
+      <w:r>
+        <w:rPr>
+          <w:rStyle w:val="CSSKlasreelsChar"/>
+        </w:rPr>
+        <w:t>Bemarking</w:t>
+      </w:r>
+      <w:r>
+        <w:rPr>
+          <w:rStyle w:val="CSSKlasreelsChar"/>
+          <w:b/>
+          <w:bCs/>
+        </w:rPr>
+        <w:t>.</w:t>
+      </w:r>
+      <w:r>
+        <w:rPr>
+          <w:rStyle w:val="CSSKlasreelsChar"/>
+        </w:rPr>
+        <w:t>vtt</w:t>
+      </w:r>
+      <w:r>
+        <w:rPr>
+          <w:u w:color="000000" w:themeColor="text1"/>
+        </w:rPr>
+        <w:t>.</w:t>
+      </w:r>
+    </w:p>
+    <w:p>
+      <w:pPr>
+        <w:pStyle w:val="Heading4"/>
+        <w:rPr>
+          <w:color w:val="000000" w:themeColor="text1"/>
+        </w:rPr>
+      </w:pPr>
+      <w:r>
+        <w:t>Formateer video captions</w:t>
       </w:r>
     </w:p>
     <w:p>
@@ -7906,126 +7874,6 @@
         </w:rPr>
       </w:pPr>
       <w:r>
-        <w:t>Voeg ‘n html video clip by</w:t>
-      </w:r>
-    </w:p>
-    <w:p>
-      <w:pPr>
-        <w:pStyle w:val="ListParagraph"/>
-        <w:numPr>
-          <w:ilvl w:val="1"/>
-          <w:numId w:val="37"/>
-        </w:numPr>
-        <w:spacing w:after="0"/>
-        <w:rPr>
-          <w:u w:color="000000" w:themeColor="text1"/>
-        </w:rPr>
-      </w:pPr>
-      <w:r>
-        <w:rPr>
-          <w:u w:color="000000" w:themeColor="text1"/>
-        </w:rPr>
-        <w:t>Ek het ‘n video op my oor_ons blad ingesit wat die plaas asook wat jy op die plaas kan doen wys</w:t>
-      </w:r>
-    </w:p>
-    <w:p>
-      <w:pPr>
-        <w:pStyle w:val="Heading4"/>
-        <w:rPr>
-          <w:color w:val="000000" w:themeColor="text1"/>
-        </w:rPr>
-      </w:pPr>
-      <w:r>
-        <w:t>Skryf ‘n video caption track</w:t>
-      </w:r>
-    </w:p>
-    <w:p>
-      <w:pPr>
-        <w:pStyle w:val="ListParagraph"/>
-        <w:numPr>
-          <w:ilvl w:val="1"/>
-          <w:numId w:val="37"/>
-        </w:numPr>
-        <w:spacing w:after="0" w:line="278" w:lineRule="auto"/>
-        <w:rPr>
-          <w:u w:color="000000" w:themeColor="text1"/>
-        </w:rPr>
-      </w:pPr>
-      <w:r>
-        <w:rPr>
-          <w:u w:color="000000" w:themeColor="text1"/>
-        </w:rPr>
-        <w:t xml:space="preserve">Ek het ‘n caption vir my video geskryf, dit is in die leer </w:t>
-      </w:r>
-      <w:r>
-        <w:rPr>
-          <w:rStyle w:val="CSSKlasreelsChar"/>
-        </w:rPr>
-        <w:t>Bemarking</w:t>
-      </w:r>
-      <w:r>
-        <w:rPr>
-          <w:rStyle w:val="CSSKlasreelsChar"/>
-          <w:b/>
-          <w:bCs/>
-        </w:rPr>
-        <w:t>.</w:t>
-      </w:r>
-      <w:r>
-        <w:rPr>
-          <w:rStyle w:val="CSSKlasreelsChar"/>
-        </w:rPr>
-        <w:t>vtt</w:t>
-      </w:r>
-      <w:r>
-        <w:rPr>
-          <w:u w:color="000000" w:themeColor="text1"/>
-        </w:rPr>
-        <w:t>.</w:t>
-      </w:r>
-    </w:p>
-    <w:p>
-      <w:pPr>
-        <w:pStyle w:val="Heading4"/>
-        <w:rPr>
-          <w:color w:val="000000" w:themeColor="text1"/>
-        </w:rPr>
-      </w:pPr>
-      <w:r>
-        <w:t>Formateer video captions</w:t>
-      </w:r>
-    </w:p>
-    <w:p>
-      <w:pPr>
-        <w:pStyle w:val="ListParagraph"/>
-        <w:numPr>
-          <w:ilvl w:val="1"/>
-          <w:numId w:val="37"/>
-        </w:numPr>
-        <w:spacing w:after="0" w:line="278" w:lineRule="auto"/>
-        <w:rPr>
-          <w:b/>
-          <w:bCs/>
-          <w:u w:val="single" w:color="000000" w:themeColor="text1"/>
-        </w:rPr>
-      </w:pPr>
-      <w:r>
-        <w:rPr>
-          <w:b/>
-          <w:bCs/>
-          <w:u w:val="single" w:color="000000" w:themeColor="text1"/>
-        </w:rPr>
-        <w:t>Nie gebruik nie</w:t>
-      </w:r>
-    </w:p>
-    <w:p>
-      <w:pPr>
-        <w:pStyle w:val="Heading4"/>
-        <w:rPr>
-          <w:color w:val="000000" w:themeColor="text1"/>
-        </w:rPr>
-      </w:pPr>
-      <w:r>
         <w:t>Animasie (transition) atrubutte</w:t>
       </w:r>
     </w:p>
@@ -8201,20 +8049,20 @@
         <w:spacing w:after="0" w:line="278" w:lineRule="auto"/>
       </w:pPr>
       <w:r>
+        <w:t>Mini-gallery mini-arrow</w:t>
+      </w:r>
+    </w:p>
+    <w:p>
+      <w:pPr>
+        <w:pStyle w:val="ListParagraph"/>
+        <w:numPr>
+          <w:ilvl w:val="2"/>
+          <w:numId w:val="37"/>
+        </w:numPr>
+        <w:spacing w:after="0" w:line="278" w:lineRule="auto"/>
+      </w:pPr>
+      <w:r>
         <w:lastRenderedPageBreak/>
-        <w:t>Mini-gallery mini-arrow</w:t>
-      </w:r>
-    </w:p>
-    <w:p>
-      <w:pPr>
-        <w:pStyle w:val="ListParagraph"/>
-        <w:numPr>
-          <w:ilvl w:val="2"/>
-          <w:numId w:val="37"/>
-        </w:numPr>
-        <w:spacing w:after="0" w:line="278" w:lineRule="auto"/>
-      </w:pPr>
-      <w:r>
         <w:t>Produk-carousel</w:t>
       </w:r>
     </w:p>
@@ -8821,7 +8669,6 @@
         <w:spacing w:after="0" w:line="278" w:lineRule="auto"/>
       </w:pPr>
       <w:r>
-        <w:lastRenderedPageBreak/>
         <w:t>Bladsy objekte</w:t>
       </w:r>
     </w:p>
@@ -8841,6 +8688,7 @@
         </w:rPr>
       </w:pPr>
       <w:r>
+        <w:lastRenderedPageBreak/>
         <w:t>Element – enige html element (</w:t>
       </w:r>
       <w:r>
@@ -9828,20 +9676,20 @@
         <w:spacing w:after="0" w:line="278" w:lineRule="auto"/>
       </w:pPr>
       <w:r>
+        <w:t>Suksess / foutboodskap by my vorms te bou</w:t>
+      </w:r>
+    </w:p>
+    <w:p>
+      <w:pPr>
+        <w:pStyle w:val="ListParagraph"/>
+        <w:numPr>
+          <w:ilvl w:val="2"/>
+          <w:numId w:val="37"/>
+        </w:numPr>
+        <w:spacing w:after="0" w:line="278" w:lineRule="auto"/>
+      </w:pPr>
+      <w:r>
         <w:lastRenderedPageBreak/>
-        <w:t>Suksess / foutboodskap by my vorms te bou</w:t>
-      </w:r>
-    </w:p>
-    <w:p>
-      <w:pPr>
-        <w:pStyle w:val="ListParagraph"/>
-        <w:numPr>
-          <w:ilvl w:val="2"/>
-          <w:numId w:val="37"/>
-        </w:numPr>
-        <w:spacing w:after="0" w:line="278" w:lineRule="auto"/>
-      </w:pPr>
-      <w:r>
         <w:t>Onlagse verkope rye</w:t>
       </w:r>
     </w:p>
